--- a/WhiteMike_Executive_Summary.docx
+++ b/WhiteMike_Executive_Summary.docx
@@ -145,7 +145,7 @@
           <w:sz w:val="22"/>
           <w:szCs w:val="22"/>
         </w:rPr>
-        <w:t xml:space="preserve">February 2026</w:t>
+        <w:t xml:space="preserve">February 2026 | Last Updated: February 11, 2026</w:t>
       </w:r>
     </w:p>
     <w:p>
